--- a/readme_docs/프로젝트_기획서_2팀.docx
+++ b/readme_docs/프로젝트_기획서_2팀.docx
@@ -269,7 +269,7 @@
     <w:sdt>
       <w:sdtPr>
         <w:lock w:val="contentLocked"/>
-        <w:id w:val="-1740265299"/>
+        <w:id w:val="-347818539"/>
         <w:tag w:val="goog_rdk_0"/>
       </w:sdtPr>
       <w:sdtContent>
@@ -1296,12 +1296,12 @@
           <wp:inline distB="114300" distT="114300" distL="114300" distR="114300">
             <wp:extent cx="3986213" cy="2065944"/>
             <wp:effectExtent b="0" l="0" r="0" t="0"/>
-            <wp:docPr id="2" name="image2.png"/>
+            <wp:docPr id="3" name="image1.png"/>
             <a:graphic>
               <a:graphicData uri="http://schemas.openxmlformats.org/drawingml/2006/picture">
                 <pic:pic>
                   <pic:nvPicPr>
-                    <pic:cNvPr id="0" name="image2.png"/>
+                    <pic:cNvPr id="0" name="image1.png"/>
                     <pic:cNvPicPr preferRelativeResize="0"/>
                   </pic:nvPicPr>
                   <pic:blipFill>
@@ -1423,12 +1423,12 @@
           <wp:inline distB="114300" distT="114300" distL="114300" distR="114300">
             <wp:extent cx="3719513" cy="2355112"/>
             <wp:effectExtent b="0" l="0" r="0" t="0"/>
-            <wp:docPr id="3" name="image1.png"/>
+            <wp:docPr id="2" name="image3.png"/>
             <a:graphic>
               <a:graphicData uri="http://schemas.openxmlformats.org/drawingml/2006/picture">
                 <pic:pic>
                   <pic:nvPicPr>
-                    <pic:cNvPr id="0" name="image1.png"/>
+                    <pic:cNvPr id="0" name="image3.png"/>
                     <pic:cNvPicPr preferRelativeResize="0"/>
                   </pic:nvPicPr>
                   <pic:blipFill>
@@ -1823,7 +1823,7 @@
     <w:sdt>
       <w:sdtPr>
         <w:lock w:val="contentLocked"/>
-        <w:id w:val="296750836"/>
+        <w:id w:val="1306225558"/>
         <w:tag w:val="goog_rdk_1"/>
       </w:sdtPr>
       <w:sdtContent>
@@ -4002,7 +4002,7 @@
     <w:sdt>
       <w:sdtPr>
         <w:lock w:val="contentLocked"/>
-        <w:id w:val="1493599390"/>
+        <w:id w:val="598431612"/>
         <w:tag w:val="goog_rdk_2"/>
       </w:sdtPr>
       <w:sdtContent>
@@ -4259,7 +4259,7 @@
                   <w:rPr>
                     <w:rtl w:val="0"/>
                   </w:rPr>
-                  <w:t xml:space="preserve">LangChain, LangGraph, LLM (세부 미정), Embedding 모델 (세부 미정)</w:t>
+                  <w:t xml:space="preserve">LangChain, LangGraph, LLM (OpenAI API), Embedding 모델 (세부 미정)</w:t>
                 </w:r>
               </w:p>
             </w:tc>
@@ -4290,7 +4290,7 @@
                   <w:rPr>
                     <w:rtl w:val="0"/>
                   </w:rPr>
-                  <w:t xml:space="preserve"> RDB</w:t>
+                  <w:t xml:space="preserve">DB/Storage</w:t>
                 </w:r>
               </w:p>
             </w:tc>
@@ -4315,7 +4315,7 @@
                   <w:rPr>
                     <w:rtl w:val="0"/>
                   </w:rPr>
-                  <w:t xml:space="preserve">MySQL</w:t>
+                  <w:t xml:space="preserve">AWS RDS, MySQL, AWS S3</w:t>
                 </w:r>
               </w:p>
             </w:tc>
@@ -4370,7 +4370,7 @@
                   <w:rPr>
                     <w:rtl w:val="0"/>
                   </w:rPr>
-                  <w:t xml:space="preserve">Vector DB (세부 미정)</w:t>
+                  <w:t xml:space="preserve">Qdrant</w:t>
                 </w:r>
               </w:p>
             </w:tc>
@@ -4424,7 +4424,7 @@
                   <w:rPr>
                     <w:rtl w:val="0"/>
                   </w:rPr>
-                  <w:t xml:space="preserve">AWS EC2, AWS RDS, Docker, Nginx</w:t>
+                  <w:t xml:space="preserve">AWS EC2, Docker, Nginx, Gunicorn, Uvicorn, AWS Lambda, AWS EventBridge Scheduler</w:t>
                 </w:r>
               </w:p>
             </w:tc>
@@ -4727,12 +4727,12 @@
           <wp:inline distB="114300" distT="114300" distL="114300" distR="114300">
             <wp:extent cx="5724525" cy="7964427"/>
             <wp:effectExtent b="0" l="0" r="0" t="0"/>
-            <wp:docPr id="1" name="image3.png"/>
+            <wp:docPr id="1" name="image2.png"/>
             <a:graphic>
               <a:graphicData uri="http://schemas.openxmlformats.org/drawingml/2006/picture">
                 <pic:pic>
                   <pic:nvPicPr>
-                    <pic:cNvPr id="0" name="image3.png"/>
+                    <pic:cNvPr id="0" name="image2.png"/>
                     <pic:cNvPicPr preferRelativeResize="0"/>
                   </pic:nvPicPr>
                   <pic:blipFill>
